--- a/Sales/Document/GFD_ShipBillOfLading.docx
+++ b/Sales/Document/GFD_ShipBillOfLading.docx
@@ -6507,6 +6507,8 @@
  
          < O r d e r D a t e > O r d e r D a t e < / O r d e r D a t e >   
+         < O r d e r N o > O r d e r N o < / O r d e r N o > + 
          < P a g e _ L b l > P a g e _ L b l < / P a g e _ L b l >   
          < P a y m e n t M e t h o d D e s c r i p t i o n > P a y m e n t M e t h o d D e s c r i p t i o n < / P a y m e n t M e t h o d D e s c r i p t i o n > 